--- a/plantilla_pagare_kapitaliza.docx
+++ b/plantilla_pagare_kapitaliza.docx
@@ -68,7 +68,40 @@
               <w:t>$</w:t>
             </w:r>
             <w:r>
+              <w:rPr>
+                <w:b/>
+                <w:highlight w:val="lightGray"/>
+              </w:rPr>
+              <w:fldChar w:fldCharType="begin"/>
+            </w:r>
+            <w:r>
+              <w:rPr>
+                <w:b/>
+                <w:highlight w:val="lightGray"/>
+              </w:rPr>
+              <w:instrText xml:space="preserve"> MERGEFIELD  Monto_Numero  \* MERGEFORMAT </w:instrText>
+            </w:r>
+            <w:r>
+              <w:rPr>
+                <w:b/>
+                <w:highlight w:val="lightGray"/>
+              </w:rPr>
+              <w:fldChar w:fldCharType="separate"/>
+            </w:r>
+            <w:r>
+              <w:rPr>
+                <w:b/>
+                <w:noProof/>
+                <w:highlight w:val="lightGray"/>
+              </w:rPr>
               <w:t>«Monto_Numero»</w:t>
+            </w:r>
+            <w:r>
+              <w:rPr>
+                <w:b/>
+                <w:highlight w:val="lightGray"/>
+              </w:rPr>
+              <w:fldChar w:fldCharType="end"/>
             </w:r>
           </w:p>
         </w:tc>
@@ -94,30 +127,92 @@
         <w:rPr>
           <w:u w:val="single"/>
         </w:rPr>
+        <w:fldChar w:fldCharType="begin"/>
+      </w:r>
+      <w:r>
+        <w:rPr>
+          <w:u w:val="single"/>
+        </w:rPr>
+        <w:instrText xml:space="preserve"> MERGEFIELD  Nombre_Cliente  \* MERGEFORMAT </w:instrText>
+      </w:r>
+      <w:r>
+        <w:rPr>
+          <w:u w:val="single"/>
+        </w:rPr>
+        <w:fldChar w:fldCharType="separate"/>
+      </w:r>
+      <w:r>
+        <w:rPr>
+          <w:noProof/>
+          <w:u w:val="single"/>
+        </w:rPr>
         <w:t>«Nombre_Cliente»</w:t>
       </w:r>
       <w:r>
         <w:rPr>
-          <w:highlight w:val="green"/>
           <w:u w:val="single"/>
         </w:rPr>
-        <w:t>,</w:t>
-      </w:r>
-      <w:r>
-        <w:t xml:space="preserve"> reconoce deber y se obliga a pagar incondicionalmente la cantidad de $</w:t>
-      </w:r>
-      <w:r>
+        <w:fldChar w:fldCharType="end"/>
+      </w:r>
+      <w:r>
+        <w:rPr>
+          <w:u w:val="single"/>
+        </w:rPr>
+        <w:t xml:space="preserve"> </w:t>
+      </w:r>
+      <w:r>
+        <w:t>reconoce deber y se obliga a pagar incondicionalmente la cantidad de $</w:t>
+      </w:r>
+      <w:r>
+        <w:rPr>
+          <w:b/>
+          <w:highlight w:val="lightGray"/>
+        </w:rPr>
+        <w:fldChar w:fldCharType="begin"/>
+      </w:r>
+      <w:r>
+        <w:rPr>
+          <w:b/>
+          <w:highlight w:val="lightGray"/>
+        </w:rPr>
+        <w:instrText xml:space="preserve"> MERGEFIELD  Monto_Numero  \* MERGEFORMAT </w:instrText>
+      </w:r>
+      <w:r>
+        <w:rPr>
+          <w:b/>
+          <w:highlight w:val="lightGray"/>
+        </w:rPr>
+        <w:fldChar w:fldCharType="separate"/>
+      </w:r>
+      <w:r>
+        <w:rPr>
+          <w:b/>
+          <w:noProof/>
+          <w:highlight w:val="lightGray"/>
+        </w:rPr>
         <w:t>«Monto_Numero»</w:t>
       </w:r>
       <w:r>
+        <w:rPr>
+          <w:b/>
+          <w:highlight w:val="lightGray"/>
+        </w:rPr>
+        <w:fldChar w:fldCharType="end"/>
+      </w:r>
+      <w:r>
         <w:t xml:space="preserve"> </w:t>
       </w:r>
       <w:r>
         <w:t>(</w:t>
       </w:r>
-      <w:r>
-        <w:t>«Monto_Letra»</w:t>
-      </w:r>
+      <w:fldSimple w:instr=" MERGEFIELD  Monto_Letra  \* MERGEFORMAT ">
+        <w:r>
+          <w:rPr>
+            <w:noProof/>
+          </w:rPr>
+          <w:t>«Monto_Letra»</w:t>
+        </w:r>
+      </w:fldSimple>
       <w:r>
         <w:t>) a la orden de</w:t>
       </w:r>
@@ -144,10 +239,7 @@
         <w:jc w:val="both"/>
       </w:pPr>
       <w:r>
-        <w:t>El</w:t>
-      </w:r>
-      <w:r>
-        <w:t xml:space="preserve"> valor del presente PAGARE fue recibido a entera satisfacción del suscriptor.</w:t>
+        <w:t>El valor del presente PAGARE fue recibido a entera satisfacción del suscriptor.</w:t>
       </w:r>
     </w:p>
     <w:p>
@@ -172,10 +264,7 @@
         </w:rPr>
       </w:pPr>
       <w:r>
-        <w:t>De no pagarse la cantidad consignada en este Título de Crédito, Causará intereses moratorios mensuales a razón del 5% (Cinco Por ciento), calculándose sobre saldos insolutos; i</w:t>
-      </w:r>
-      <w:r>
-        <w:t xml:space="preserve">ntereses que el suscriptor se obliga a pagar a </w:t>
+        <w:t xml:space="preserve">De no pagarse la cantidad consignada en este Título de Crédito, Causará intereses moratorios mensuales a razón del 5% (Cinco Por ciento), calculándose sobre saldos insolutos; intereses que el suscriptor se obliga a pagar a </w:t>
       </w:r>
       <w:r>
         <w:rPr>
@@ -198,10 +287,7 @@
         <w:jc w:val="both"/>
       </w:pPr>
       <w:r>
-        <w:t xml:space="preserve"> Este PAGARE, es de naturaleza mercantil y está regido por la Ley General de Títulos y Operaciones de Crédito en sus artículos 170, 173 parte fin</w:t>
-      </w:r>
-      <w:r>
-        <w:t xml:space="preserve">al, 174 y demás relativos y aplicables a la ley en comento. </w:t>
+        <w:t xml:space="preserve"> Este PAGARE, es de naturaleza mercantil y está regido por la Ley General de Títulos y Operaciones de Crédito en sus artículos 170, 173 parte final, 174 y demás relativos y aplicables a la ley en comento. </w:t>
       </w:r>
     </w:p>
     <w:p>
@@ -218,10 +304,7 @@
         <w:jc w:val="both"/>
       </w:pPr>
       <w:r>
-        <w:t>Las partes manifiestan expresamente que las firmas que calzan el presente documento fueron estampadas de su puño y letra y es la que utilizan en todos los actos públicos y privados en los que in</w:t>
-      </w:r>
-      <w:r>
-        <w:t xml:space="preserve">tervienen. </w:t>
+        <w:t xml:space="preserve">Las partes manifiestan expresamente que las firmas que calzan el presente documento fueron estampadas de su puño y letra y es la que utilizan en todos los actos públicos y privados en los que intervienen. </w:t>
       </w:r>
     </w:p>
     <w:p>
@@ -230,24 +313,44 @@
         <w:jc w:val="both"/>
       </w:pPr>
     </w:p>
+    <w:bookmarkStart w:id="0" w:name="_heading=h.dlg7e0imcqa" w:colFirst="0" w:colLast="0"/>
+    <w:bookmarkEnd w:id="0"/>
     <w:p>
       <w:pPr>
         <w:spacing w:after="0"/>
       </w:pPr>
-      <w:bookmarkStart w:id="0" w:name="_heading=h.dlg7e0imcqa" w:colFirst="0" w:colLast="0"/>
-      <w:bookmarkEnd w:id="0"/>
-      <w:r>
+      <w:r>
+        <w:fldChar w:fldCharType="begin"/>
+      </w:r>
+      <w:r>
+        <w:instrText xml:space="preserve"> MERGEFIELD  Direccion_Cliente  \* MERGEFORMAT </w:instrText>
+      </w:r>
+      <w:r>
+        <w:fldChar w:fldCharType="separate"/>
+      </w:r>
+      <w:r>
+        <w:rPr>
+          <w:noProof/>
+        </w:rPr>
         <w:t>«Direccion_Cliente»</w:t>
       </w:r>
       <w:r>
+        <w:fldChar w:fldCharType="end"/>
+      </w:r>
+      <w:r>
         <w:t xml:space="preserve"> </w:t>
       </w:r>
       <w:r>
         <w:t xml:space="preserve">a </w:t>
       </w:r>
-      <w:r>
-        <w:t>«Fecha_Emision»</w:t>
-      </w:r>
+      <w:fldSimple w:instr=" MERGEFIELD  Fecha_Emision  \* MERGEFORMAT ">
+        <w:r>
+          <w:rPr>
+            <w:noProof/>
+          </w:rPr>
+          <w:t>«Fecha_Emision»</w:t>
+        </w:r>
+      </w:fldSimple>
       <w:r>
         <w:br/>
       </w:r>
@@ -299,7 +402,32 @@
         <w:rPr>
           <w:u w:val="single"/>
         </w:rPr>
+        <w:fldChar w:fldCharType="begin"/>
+      </w:r>
+      <w:r>
+        <w:rPr>
+          <w:u w:val="single"/>
+        </w:rPr>
+        <w:instrText xml:space="preserve"> MERGEFIELD  Nombre_Cliente  \* MERGEFORMAT </w:instrText>
+      </w:r>
+      <w:r>
+        <w:rPr>
+          <w:u w:val="single"/>
+        </w:rPr>
+        <w:fldChar w:fldCharType="separate"/>
+      </w:r>
+      <w:r>
+        <w:rPr>
+          <w:noProof/>
+          <w:u w:val="single"/>
+        </w:rPr>
         <w:t>«Nombre_Cliente»</w:t>
+      </w:r>
+      <w:r>
+        <w:rPr>
+          <w:u w:val="single"/>
+        </w:rPr>
+        <w:fldChar w:fldCharType="end"/>
       </w:r>
       <w:r>
         <w:br/>

--- a/plantilla_pagare_kapitaliza.docx
+++ b/plantilla_pagare_kapitaliza.docx
@@ -65,13 +65,6 @@
                 <w:b/>
                 <w:highlight w:val="lightGray"/>
               </w:rPr>
-              <w:t>$</w:t>
-            </w:r>
-            <w:r>
-              <w:rPr>
-                <w:b/>
-                <w:highlight w:val="lightGray"/>
-              </w:rPr>
               <w:fldChar w:fldCharType="begin"/>
             </w:r>
             <w:r>
@@ -161,7 +154,7 @@
         <w:t xml:space="preserve"> </w:t>
       </w:r>
       <w:r>
-        <w:t>reconoce deber y se obliga a pagar incondicionalmente la cantidad de $</w:t>
+        <w:t xml:space="preserve">reconoce deber y se obliga a pagar incondicionalmente la cantidad de </w:t>
       </w:r>
       <w:r>
         <w:rPr>
@@ -203,18 +196,28 @@
         <w:t xml:space="preserve"> </w:t>
       </w:r>
       <w:r>
-        <w:t>(</w:t>
-      </w:r>
-      <w:fldSimple w:instr=" MERGEFIELD  Monto_Letra  \* MERGEFORMAT ">
-        <w:r>
-          <w:rPr>
-            <w:noProof/>
-          </w:rPr>
-          <w:t>«Monto_Letra»</w:t>
-        </w:r>
-      </w:fldSimple>
-      <w:r>
-        <w:t>) a la orden de</w:t>
+        <w:fldChar w:fldCharType="begin"/>
+      </w:r>
+      <w:r>
+        <w:instrText xml:space="preserve"> MERGEFIELD  Monto_Letra  \* MERGEFORMAT </w:instrText>
+      </w:r>
+      <w:r>
+        <w:fldChar w:fldCharType="separate"/>
+      </w:r>
+      <w:r>
+        <w:rPr>
+          <w:noProof/>
+        </w:rPr>
+        <w:t>«Monto_Letra»</w:t>
+      </w:r>
+      <w:r>
+        <w:rPr>
+          <w:noProof/>
+        </w:rPr>
+        <w:fldChar w:fldCharType="end"/>
+      </w:r>
+      <w:r>
+        <w:t xml:space="preserve"> a la orden de</w:t>
       </w:r>
       <w:r>
         <w:rPr>
@@ -343,14 +346,27 @@
       <w:r>
         <w:t xml:space="preserve">a </w:t>
       </w:r>
-      <w:fldSimple w:instr=" MERGEFIELD  Fecha_Emision  \* MERGEFORMAT ">
-        <w:r>
-          <w:rPr>
-            <w:noProof/>
-          </w:rPr>
-          <w:t>«Fecha_Emision»</w:t>
-        </w:r>
-      </w:fldSimple>
+      <w:r>
+        <w:fldChar w:fldCharType="begin"/>
+      </w:r>
+      <w:r>
+        <w:instrText xml:space="preserve"> MERGEFIELD  Fecha_Emision  \* MERGEFORMAT </w:instrText>
+      </w:r>
+      <w:r>
+        <w:fldChar w:fldCharType="separate"/>
+      </w:r>
+      <w:r>
+        <w:rPr>
+          <w:noProof/>
+        </w:rPr>
+        <w:t>«Fecha_Emision»</w:t>
+      </w:r>
+      <w:r>
+        <w:rPr>
+          <w:noProof/>
+        </w:rPr>
+        <w:fldChar w:fldCharType="end"/>
+      </w:r>
       <w:r>
         <w:br/>
       </w:r>

--- a/plantilla_pagare_kapitaliza.docx
+++ b/plantilla_pagare_kapitaliza.docx
@@ -195,27 +195,14 @@
       <w:r>
         <w:t xml:space="preserve"> </w:t>
       </w:r>
-      <w:r>
-        <w:fldChar w:fldCharType="begin"/>
-      </w:r>
-      <w:r>
-        <w:instrText xml:space="preserve"> MERGEFIELD  Monto_Letra  \* MERGEFORMAT </w:instrText>
-      </w:r>
-      <w:r>
-        <w:fldChar w:fldCharType="separate"/>
-      </w:r>
-      <w:r>
-        <w:rPr>
-          <w:noProof/>
-        </w:rPr>
-        <w:t>«Monto_Letra»</w:t>
-      </w:r>
-      <w:r>
-        <w:rPr>
-          <w:noProof/>
-        </w:rPr>
-        <w:fldChar w:fldCharType="end"/>
-      </w:r>
+      <w:fldSimple w:instr=" MERGEFIELD  Monto_Letra  \* MERGEFORMAT ">
+        <w:r>
+          <w:rPr>
+            <w:noProof/>
+          </w:rPr>
+          <w:t>«Monto_Letra»</w:t>
+        </w:r>
+      </w:fldSimple>
       <w:r>
         <w:t xml:space="preserve"> a la orden de</w:t>
       </w:r>
@@ -346,27 +333,14 @@
       <w:r>
         <w:t xml:space="preserve">a </w:t>
       </w:r>
-      <w:r>
-        <w:fldChar w:fldCharType="begin"/>
-      </w:r>
-      <w:r>
-        <w:instrText xml:space="preserve"> MERGEFIELD  Fecha_Emision  \* MERGEFORMAT </w:instrText>
-      </w:r>
-      <w:r>
-        <w:fldChar w:fldCharType="separate"/>
-      </w:r>
-      <w:r>
-        <w:rPr>
-          <w:noProof/>
-        </w:rPr>
-        <w:t>«Fecha_Emision»</w:t>
-      </w:r>
-      <w:r>
-        <w:rPr>
-          <w:noProof/>
-        </w:rPr>
-        <w:fldChar w:fldCharType="end"/>
-      </w:r>
+      <w:fldSimple w:instr=" MERGEFIELD  Fecha_Emision  \* MERGEFORMAT ">
+        <w:r>
+          <w:rPr>
+            <w:noProof/>
+          </w:rPr>
+          <w:t>«Fecha_Emision»</w:t>
+        </w:r>
+      </w:fldSimple>
       <w:r>
         <w:br/>
       </w:r>
@@ -399,8 +373,13 @@
       <w:pPr>
         <w:jc w:val="center"/>
       </w:pPr>
-      <w:r>
-        <w:t>Firma :_______________________</w:t>
+      <w:proofErr w:type="gramStart"/>
+      <w:r>
+        <w:t>Firma :</w:t>
+      </w:r>
+      <w:proofErr w:type="gramEnd"/>
+      <w:r>
+        <w:t>_______________________</w:t>
       </w:r>
     </w:p>
     <w:p>
@@ -408,9 +387,11 @@
         <w:spacing w:after="0"/>
         <w:jc w:val="center"/>
       </w:pPr>
+      <w:proofErr w:type="gramStart"/>
       <w:r>
         <w:t>Nombre:_</w:t>
       </w:r>
+      <w:proofErr w:type="gramEnd"/>
       <w:r>
         <w:t xml:space="preserve"> </w:t>
       </w:r>
@@ -464,7 +445,38 @@
         <w:rPr>
           <w:u w:val="single"/>
         </w:rPr>
-        <w:t xml:space="preserve"> P DE LA CEREZA, #23, Col. SANTA TERESA, Santa Teresa 1, Huehuetoca, C.P. 54694</w:t>
+        <w:t xml:space="preserve"> </w:t>
+      </w:r>
+      <w:r>
+        <w:rPr>
+          <w:u w:val="single"/>
+        </w:rPr>
+        <w:fldChar w:fldCharType="begin"/>
+      </w:r>
+      <w:r>
+        <w:rPr>
+          <w:u w:val="single"/>
+        </w:rPr>
+        <w:instrText xml:space="preserve"> MERGEFIELD  Direccion_Cliente  \* MERGEFORMAT </w:instrText>
+      </w:r>
+      <w:r>
+        <w:rPr>
+          <w:u w:val="single"/>
+        </w:rPr>
+        <w:fldChar w:fldCharType="separate"/>
+      </w:r>
+      <w:r>
+        <w:rPr>
+          <w:noProof/>
+          <w:u w:val="single"/>
+        </w:rPr>
+        <w:t>«Direccion_Cliente»</w:t>
+      </w:r>
+      <w:r>
+        <w:rPr>
+          <w:u w:val="single"/>
+        </w:rPr>
+        <w:fldChar w:fldCharType="end"/>
       </w:r>
     </w:p>
     <w:sectPr>

--- a/plantilla_pagare_kapitaliza.docx
+++ b/plantilla_pagare_kapitaliza.docx
@@ -195,14 +195,27 @@
       <w:r>
         <w:t xml:space="preserve"> </w:t>
       </w:r>
-      <w:fldSimple w:instr=" MERGEFIELD  Monto_Letra  \* MERGEFORMAT ">
-        <w:r>
-          <w:rPr>
-            <w:noProof/>
-          </w:rPr>
-          <w:t>«Monto_Letra»</w:t>
-        </w:r>
-      </w:fldSimple>
+      <w:r>
+        <w:fldChar w:fldCharType="begin"/>
+      </w:r>
+      <w:r>
+        <w:instrText xml:space="preserve"> MERGEFIELD  Monto_Letra  \* MERGEFORMAT </w:instrText>
+      </w:r>
+      <w:r>
+        <w:fldChar w:fldCharType="separate"/>
+      </w:r>
+      <w:r>
+        <w:rPr>
+          <w:noProof/>
+        </w:rPr>
+        <w:t>«Monto_Letra»</w:t>
+      </w:r>
+      <w:r>
+        <w:rPr>
+          <w:noProof/>
+        </w:rPr>
+        <w:fldChar w:fldCharType="end"/>
+      </w:r>
       <w:r>
         <w:t xml:space="preserve"> a la orden de</w:t>
       </w:r>
@@ -303,17 +316,34 @@
         <w:jc w:val="both"/>
       </w:pPr>
     </w:p>
-    <w:bookmarkStart w:id="0" w:name="_heading=h.dlg7e0imcqa" w:colFirst="0" w:colLast="0"/>
-    <w:bookmarkEnd w:id="0"/>
     <w:p>
       <w:pPr>
         <w:spacing w:after="0"/>
       </w:pPr>
+      <w:bookmarkStart w:id="0" w:name="_heading=h.dlg7e0imcqa" w:colFirst="0" w:colLast="0"/>
+      <w:bookmarkEnd w:id="0"/>
+      <w:r>
+        <w:t xml:space="preserve">En Avenida Juárez número 5 Unidad Condominal 3, perteneciente al Edificio “B”. Pueblo San Lucas Tepetlacalco, municipio de </w:t>
+      </w:r>
+      <w:proofErr w:type="spellStart"/>
+      <w:r>
+        <w:t>Tlalnepantla,Estado</w:t>
+      </w:r>
+      <w:proofErr w:type="spellEnd"/>
+      <w:r>
+        <w:t xml:space="preserve"> de México</w:t>
+      </w:r>
+      <w:r>
+        <w:t xml:space="preserve"> </w:t>
+      </w:r>
+      <w:r>
+        <w:t xml:space="preserve">a </w:t>
+      </w:r>
       <w:r>
         <w:fldChar w:fldCharType="begin"/>
       </w:r>
       <w:r>
-        <w:instrText xml:space="preserve"> MERGEFIELD  Direccion_Cliente  \* MERGEFORMAT </w:instrText>
+        <w:instrText xml:space="preserve"> MERGEFIELD  Fecha_Emision  \* MERGEFORMAT </w:instrText>
       </w:r>
       <w:r>
         <w:fldChar w:fldCharType="separate"/>
@@ -322,26 +352,15 @@
         <w:rPr>
           <w:noProof/>
         </w:rPr>
-        <w:t>«Direccion_Cliente»</w:t>
-      </w:r>
-      <w:r>
+        <w:t>«Fecha_Emision»</w:t>
+      </w:r>
+      <w:r>
+        <w:rPr>
+          <w:noProof/>
+        </w:rPr>
         <w:fldChar w:fldCharType="end"/>
       </w:r>
       <w:r>
-        <w:t xml:space="preserve"> </w:t>
-      </w:r>
-      <w:r>
-        <w:t xml:space="preserve">a </w:t>
-      </w:r>
-      <w:fldSimple w:instr=" MERGEFIELD  Fecha_Emision  \* MERGEFORMAT ">
-        <w:r>
-          <w:rPr>
-            <w:noProof/>
-          </w:rPr>
-          <w:t>«Fecha_Emision»</w:t>
-        </w:r>
-      </w:fldSimple>
-      <w:r>
         <w:br/>
       </w:r>
     </w:p>
@@ -373,13 +392,8 @@
       <w:pPr>
         <w:jc w:val="center"/>
       </w:pPr>
-      <w:proofErr w:type="gramStart"/>
-      <w:r>
-        <w:t>Firma :</w:t>
-      </w:r>
-      <w:proofErr w:type="gramEnd"/>
-      <w:r>
-        <w:t>_______________________</w:t>
+      <w:r>
+        <w:t>Firma :_______________________</w:t>
       </w:r>
     </w:p>
     <w:p>
@@ -387,11 +401,9 @@
         <w:spacing w:after="0"/>
         <w:jc w:val="center"/>
       </w:pPr>
-      <w:proofErr w:type="gramStart"/>
       <w:r>
         <w:t>Nombre:_</w:t>
       </w:r>
-      <w:proofErr w:type="gramEnd"/>
       <w:r>
         <w:t xml:space="preserve"> </w:t>
       </w:r>

--- a/plantilla_pagare_kapitaliza.docx
+++ b/plantilla_pagare_kapitaliza.docx
@@ -323,20 +323,18 @@
       <w:bookmarkStart w:id="0" w:name="_heading=h.dlg7e0imcqa" w:colFirst="0" w:colLast="0"/>
       <w:bookmarkEnd w:id="0"/>
       <w:r>
-        <w:t xml:space="preserve">En Avenida Juárez número 5 Unidad Condominal 3, perteneciente al Edificio “B”. Pueblo San Lucas Tepetlacalco, municipio de </w:t>
-      </w:r>
-      <w:proofErr w:type="spellStart"/>
-      <w:r>
-        <w:t>Tlalnepantla,Estado</w:t>
-      </w:r>
-      <w:proofErr w:type="spellEnd"/>
-      <w:r>
-        <w:t xml:space="preserve"> de México</w:t>
+        <w:t>En Avenida Juárez número 5 Unidad Condominal 3, perteneciente al Edificio “B”. Pueblo San Lucas Tepetlacalco, municipio de Tlalnepantla,</w:t>
       </w:r>
       <w:r>
         <w:t xml:space="preserve"> </w:t>
       </w:r>
       <w:r>
+        <w:t>Estado de México</w:t>
+      </w:r>
+      <w:r>
+        <w:t xml:space="preserve"> </w:t>
+      </w:r>
+      <w:r>
         <w:t xml:space="preserve">a </w:t>
       </w:r>
       <w:r>
@@ -392,8 +390,13 @@
       <w:pPr>
         <w:jc w:val="center"/>
       </w:pPr>
-      <w:r>
-        <w:t>Firma :_______________________</w:t>
+      <w:proofErr w:type="gramStart"/>
+      <w:r>
+        <w:t>Firma :</w:t>
+      </w:r>
+      <w:proofErr w:type="gramEnd"/>
+      <w:r>
+        <w:t>_______________________</w:t>
       </w:r>
     </w:p>
     <w:p>
@@ -402,10 +405,7 @@
         <w:jc w:val="center"/>
       </w:pPr>
       <w:r>
-        <w:t>Nombre:_</w:t>
-      </w:r>
-      <w:r>
-        <w:t xml:space="preserve"> </w:t>
+        <w:t>Nombre:</w:t>
       </w:r>
       <w:r>
         <w:rPr>
@@ -430,7 +430,23 @@
           <w:noProof/>
           <w:u w:val="single"/>
         </w:rPr>
-        <w:t>«Nombre_Cliente»</w:t>
+        <w:t>«</w:t>
+      </w:r>
+      <w:proofErr w:type="spellStart"/>
+      <w:r>
+        <w:rPr>
+          <w:noProof/>
+          <w:u w:val="single"/>
+        </w:rPr>
+        <w:t>Nombre_Cliente</w:t>
+      </w:r>
+      <w:proofErr w:type="spellEnd"/>
+      <w:r>
+        <w:rPr>
+          <w:noProof/>
+          <w:u w:val="single"/>
+        </w:rPr>
+        <w:t>»</w:t>
       </w:r>
       <w:r>
         <w:rPr>
@@ -446,6 +462,7 @@
     <w:p>
       <w:pPr>
         <w:spacing w:after="0"/>
+        <w:jc w:val="center"/>
         <w:rPr>
           <w:u w:val="single"/>
         </w:rPr>
